--- a/thesis/第2章_2.4_分析枠組み.docx
+++ b/thesis/第2章_2.4_分析枠組み.docx
@@ -55,7 +55,7 @@
           <w:b w:val="0"/>
           <w:sz w:val="24"/>
         </w:rPr>
-        <w:t>取引費用論は、属性の異なる取引が、統治コストを節約するようにガバナンス構造と対応づけられることを示す（Williamson，1991，277頁）。また、制度的環境を、ガバナンス構造の相対的な統治コストを変化させるパラメータとして位置づけている（Williamson，1991，287頁）。一方、標準化・現地適応論は、多国籍企業にとってグローバル統合と現地適応のバランスをいかにとるかが課題となること（中村，2010，100頁）、そしてそのバランスが業態や企業の置かれた環境によって異なることを示している（中村，2003，52頁；中村，2010，102-103頁）。</w:t>
+        <w:t>取引費用論は、属性の異なる取引が、統治コストを節約するようにガバナンス構造と対応づけられることを示す（Williamson，1991，p.277）。また、制度的環境を、ガバナンス構造の相対的な統治コストを変化させるパラメータとして位置づけている（Williamson，1991，p.287）。一方、標準化・現地適応論は、多国籍企業にとってグローバル統合と現地適応のバランスをいかにとるかが課題となること（中村，2010，p.100）、そしてそのバランスが業態や企業の置かれた環境によって異なることを示している（中村，2003，p.52；中村，2010，pp.102-103）。</w:t>
       </w:r>
     </w:p>
     <w:p>
@@ -97,7 +97,7 @@
           <w:b w:val="0"/>
           <w:sz w:val="24"/>
         </w:rPr>
-        <w:t>本研究の分析枠組みを図2-1に示す。第一に、1.3で定義した日米の物流環境の違いを、ガバナンス構造の統治コストを変化させる条件として捉える。第二に、物流環境の違いが、Amazonと配送の担い手との取引の属性、すなわち資産特殊性、不確実性、頻度に違いをもたらすと考える。第三に、取引の属性に応じて、配送の担い手との契約形態と管理の程度、すなわちガバナンス構造が選択されると考える。その際、Williamson（1991，283-284頁）がフランチャイズを例に示したように、同じハイブリッドの中にも管理の程度に差があることに着目する。第四に、こうして生じたガバナンス構造の日米差を、標準化・現地適応論の視点から、共通化された要素と現地適応された要素として整理する。</w:t>
+        <w:t>本研究の分析枠組みを図2-1に示す。第一に、1.3で定義した日米の物流環境の違いを、ガバナンス構造の統治コストを変化させる条件として捉える。第二に、物流環境の違いが、Amazonと配送の担い手との取引の属性、すなわち資産特殊性、不確実性、頻度に違いをもたらすと考える。第三に、取引の属性に応じて、配送の担い手との契約形態と管理の程度、すなわちガバナンス構造が選択されると考える。その際、Williamson（1991，pp.283-284）がフランチャイズを例に示したように、同じハイブリッドの中にも管理の程度に差があることに着目する。第四に、こうして生じたガバナンス構造の日米差を、標準化・現地適応論の視点から、共通化された要素と現地適応された要素として整理する。</w:t>
       </w:r>
     </w:p>
     <w:p>
@@ -760,7 +760,7 @@
           <w:b w:val="0"/>
           <w:sz w:val="24"/>
         </w:rPr>
-        <w:t>本研究は、上記の関係を固定的なものとは捉えない。Williamson（1991，287頁）は、隣り合うガバナンス構造への移行は比較的小さな環境の変化によっても生じうるとしている。また中村（2010，100頁）は、I-Rグリッド上の位置づけが時間とともに移動することを指摘している。これらを踏まえ、本研究では、2023年の日本DSPの導入を、物流環境の変化にともなうガバナンス構造の段階的な移行、すなわち現地適応のあり方の変化として検討する。</w:t>
+        <w:t>本研究は、上記の関係を固定的なものとは捉えない。Williamson（1991，p.287）は、隣り合うガバナンス構造への移行は比較的小さな環境の変化によっても生じうるとしている。また中村（2010，p.100）は、I-Rグリッド上の位置づけが時間とともに移動することを指摘している。これらを踏まえ、本研究では、2023年の日本DSPの導入を、物流環境の変化にともなうガバナンス構造の段階的な移行、すなわち現地適応のあり方の変化として検討する。</w:t>
       </w:r>
     </w:p>
     <w:p>
